--- a/experiments/report_machine/office/output/峨眉山A/20260729_峨眉山A_midday.docx
+++ b/experiments/report_machine/office/output/峨眉山A/20260729_峨眉山A_midday.docx
@@ -21,14 +21,6 @@
     </w:p>
     <w:p>
       <w:pPr>
-        <w:spacing w:before="240" w:after="240"/>
-        <w:pBdr>
-          <w:bottom w:val="single" w:sz="4" w:space="1" w:color="D0D7DE"/>
-        </w:pBdr>
-      </w:pPr>
-    </w:p>
-    <w:p>
-      <w:pPr>
         <w:spacing w:before="360" w:after="80" w:line="288" w:lineRule="auto"/>
         <w:pBdr>
           <w:bottom w:val="single" w:sz="4" w:space="4" w:color="D0D7DE"/>
@@ -49,7 +41,7 @@
         <w:rPr>
           <w:rFonts w:ascii="Microsoft YaHei" w:hAnsi="Microsoft YaHei"/>
         </w:rPr>
-        <w:t>今日全市场情绪偏暖，</w:t>
+        <w:t xml:space="preserve">今日全市场情绪高涨，成交额达 </w:t>
       </w:r>
       <w:r>
         <w:rPr>
@@ -57,13 +49,13 @@
           <w:b/>
           <w:color w:val="1A1A1A"/>
         </w:rPr>
-        <w:t>上涨占比79%</w:t>
+        <w:t>2.06万亿</w:t>
       </w:r>
       <w:r>
         <w:rPr>
           <w:rFonts w:ascii="Microsoft YaHei" w:hAnsi="Microsoft YaHei"/>
         </w:rPr>
-        <w:t xml:space="preserve">，涨跌比约 </w:t>
+        <w:t xml:space="preserve">（较前一交易日放大 </w:t>
       </w:r>
       <w:r>
         <w:rPr>
@@ -71,13 +63,13 @@
           <w:b/>
           <w:color w:val="1A1A1A"/>
         </w:rPr>
-        <w:t>3404:2018</w:t>
+        <w:t>+2960亿</w:t>
       </w:r>
       <w:r>
         <w:rPr>
           <w:rFonts w:ascii="Microsoft YaHei" w:hAnsi="Microsoft YaHei"/>
         </w:rPr>
-        <w:t xml:space="preserve">，涨停58只、跌停19只。市场热度 </w:t>
+        <w:t xml:space="preserve">），上涨占比 </w:t>
       </w:r>
       <w:r>
         <w:rPr>
@@ -85,13 +77,13 @@
           <w:b/>
           <w:color w:val="1A1A1A"/>
         </w:rPr>
-        <w:t>56（高）</w:t>
+        <w:t>83%</w:t>
       </w:r>
       <w:r>
         <w:rPr>
           <w:rFonts w:ascii="Microsoft YaHei" w:hAnsi="Microsoft YaHei"/>
         </w:rPr>
-        <w:t xml:space="preserve">，成交额 </w:t>
+        <w:t xml:space="preserve">，涨停个股 </w:t>
       </w:r>
       <w:r>
         <w:rPr>
@@ -99,13 +91,13 @@
           <w:b/>
           <w:color w:val="1A1A1A"/>
         </w:rPr>
-        <w:t>1.46万亿（+1549亿）</w:t>
+        <w:t>76只</w:t>
       </w:r>
       <w:r>
         <w:rPr>
           <w:rFonts w:ascii="Microsoft YaHei" w:hAnsi="Microsoft YaHei"/>
         </w:rPr>
-        <w:t xml:space="preserve">，量能明显放大，赚钱效应 </w:t>
+        <w:t xml:space="preserve">，市场热度指数为 </w:t>
       </w:r>
       <w:r>
         <w:rPr>
@@ -113,13 +105,13 @@
           <w:b/>
           <w:color w:val="1A1A1A"/>
         </w:rPr>
-        <w:t>46%</w:t>
+        <w:t>68（高）</w:t>
       </w:r>
       <w:r>
         <w:rPr>
           <w:rFonts w:ascii="Microsoft YaHei" w:hAnsi="Microsoft YaHei"/>
         </w:rPr>
-        <w:t>，整体处于温和反弹格局。涨停梯队方面，一板50只（晋级率7%）、二板3只（晋级率23%）、三板3只（晋级率33%），高度板仅1只，连板动能偏弱，资金更倾向于低位轮动。</w:t>
+        <w:t>。然而，峨眉山A表现明显弱于大盘，在大盘普涨格局下逆势收跌。</w:t>
       </w:r>
     </w:p>
     <w:p>
@@ -198,7 +190,7 @@
                 <w:color w:val="1A1A1A"/>
                 <w:sz w:val="18"/>
               </w:rPr>
-              <w:t>数据</w:t>
+              <w:t>数值</w:t>
             </w:r>
           </w:p>
         </w:tc>
@@ -218,7 +210,7 @@
                 <w:rFonts w:ascii="Microsoft YaHei" w:hAnsi="Microsoft YaHei"/>
                 <w:sz w:val="18"/>
               </w:rPr>
-              <w:t>当前价</w:t>
+              <w:t>当前价/昨收</w:t>
             </w:r>
           </w:p>
         </w:tc>
@@ -238,7 +230,14 @@
                 <w:color w:val="1A1A1A"/>
                 <w:sz w:val="18"/>
               </w:rPr>
-              <w:t>9.44元</w:t>
+              <w:t>9.44</w:t>
+            </w:r>
+            <w:r>
+              <w:rPr>
+                <w:rFonts w:ascii="Microsoft YaHei" w:hAnsi="Microsoft YaHei"/>
+                <w:sz w:val="18"/>
+              </w:rPr>
+              <w:t xml:space="preserve"> / 9.52</w:t>
             </w:r>
           </w:p>
         </w:tc>
@@ -282,13 +281,6 @@
               </w:rPr>
               <w:t>-0.84%</w:t>
             </w:r>
-            <w:r>
-              <w:rPr>
-                <w:rFonts w:ascii="Microsoft YaHei" w:hAnsi="Microsoft YaHei"/>
-                <w:sz w:val="18"/>
-              </w:rPr>
-              <w:t>（跑输大盘）</w:t>
-            </w:r>
           </w:p>
         </w:tc>
       </w:tr>
@@ -307,7 +299,7 @@
                 <w:rFonts w:ascii="Microsoft YaHei" w:hAnsi="Microsoft YaHei"/>
                 <w:sz w:val="18"/>
               </w:rPr>
-              <w:t>开盘 / 最高 / 最低</w:t>
+              <w:t>开盘/最高/最低</w:t>
             </w:r>
           </w:p>
         </w:tc>
@@ -367,7 +359,7 @@
                 <w:color w:val="1A1A1A"/>
                 <w:sz w:val="18"/>
               </w:rPr>
-              <w:t>9795万元</w:t>
+              <w:t>9,795万元</w:t>
             </w:r>
           </w:p>
         </w:tc>
@@ -409,6 +401,13 @@
               </w:rPr>
               <w:t>1.97%</w:t>
             </w:r>
+            <w:r>
+              <w:rPr>
+                <w:rFonts w:ascii="Microsoft YaHei" w:hAnsi="Microsoft YaHei"/>
+                <w:sz w:val="18"/>
+              </w:rPr>
+              <w:t>（量比 0.8）</w:t>
+            </w:r>
           </w:p>
         </w:tc>
       </w:tr>
@@ -428,7 +427,7 @@
                 <w:rFonts w:ascii="Microsoft YaHei" w:hAnsi="Microsoft YaHei"/>
                 <w:sz w:val="18"/>
               </w:rPr>
-              <w:t>量比</w:t>
+              <w:t>振幅</w:t>
             </w:r>
           </w:p>
         </w:tc>
@@ -445,18 +444,9 @@
             <w:r>
               <w:rPr>
                 <w:rFonts w:ascii="Microsoft YaHei" w:hAnsi="Microsoft YaHei"/>
-                <w:b/>
-                <w:color w:val="1A1A1A"/>
                 <w:sz w:val="18"/>
               </w:rPr>
-              <w:t>0.8</w:t>
-            </w:r>
-            <w:r>
-              <w:rPr>
-                <w:rFonts w:ascii="Microsoft YaHei" w:hAnsi="Microsoft YaHei"/>
-                <w:sz w:val="18"/>
-              </w:rPr>
-              <w:t>（缩量）</w:t>
+              <w:t>3.47%</w:t>
             </w:r>
           </w:p>
         </w:tc>
@@ -492,11 +482,9 @@
             <w:r>
               <w:rPr>
                 <w:rFonts w:ascii="Microsoft YaHei" w:hAnsi="Microsoft YaHei"/>
-                <w:b/>
-                <w:color w:val="1A1A1A"/>
                 <w:sz w:val="18"/>
               </w:rPr>
-              <w:t>21.0倍</w:t>
+              <w:t>21.0</w:t>
             </w:r>
           </w:p>
         </w:tc>
@@ -534,11 +522,9 @@
             <w:r>
               <w:rPr>
                 <w:rFonts w:ascii="Microsoft YaHei" w:hAnsi="Microsoft YaHei"/>
-                <w:b/>
-                <w:color w:val="1A1A1A"/>
                 <w:sz w:val="18"/>
               </w:rPr>
-              <w:t>1.88倍</w:t>
+              <w:t>1.88</w:t>
             </w:r>
           </w:p>
         </w:tc>
@@ -558,7 +544,7 @@
                 <w:rFonts w:ascii="Microsoft YaHei" w:hAnsi="Microsoft YaHei"/>
                 <w:sz w:val="18"/>
               </w:rPr>
-              <w:t>总/流通市值</w:t>
+              <w:t>总市值</w:t>
             </w:r>
           </w:p>
         </w:tc>
@@ -589,8 +575,21 @@
       <w:r>
         <w:rPr>
           <w:rFonts w:ascii="Microsoft YaHei" w:hAnsi="Microsoft YaHei"/>
+          <w:b/>
+          <w:color w:val="1A1A1A"/>
         </w:rPr>
-        <w:t xml:space="preserve">峨眉山A今日小幅低开于 </w:t>
+        <w:t>核心观察：</w:t>
+      </w:r>
+    </w:p>
+    <w:p>
+      <w:pPr>
+        <w:pStyle w:val="ListBullet"/>
+      </w:pPr>
+      <w:r>
+        <w:rPr>
+          <w:rFonts w:ascii="Microsoft YaHei" w:hAnsi="Microsoft YaHei"/>
+        </w:rPr>
+        <w:t xml:space="preserve">低开于9.53后短暂冲高至 </w:t>
       </w:r>
       <w:r>
         <w:rPr>
@@ -598,13 +597,13 @@
           <w:b/>
           <w:color w:val="1A1A1A"/>
         </w:rPr>
-        <w:t>9.53元</w:t>
+        <w:t>9.64</w:t>
       </w:r>
       <w:r>
         <w:rPr>
           <w:rFonts w:ascii="Microsoft YaHei" w:hAnsi="Microsoft YaHei"/>
         </w:rPr>
-        <w:t xml:space="preserve">，盘中冲高至 </w:t>
+        <w:t xml:space="preserve">，随后震荡回落，最低触及 </w:t>
       </w:r>
       <w:r>
         <w:rPr>
@@ -612,13 +611,13 @@
           <w:b/>
           <w:color w:val="1A1A1A"/>
         </w:rPr>
-        <w:t>9.64元</w:t>
+        <w:t>9.31</w:t>
       </w:r>
       <w:r>
         <w:rPr>
           <w:rFonts w:ascii="Microsoft YaHei" w:hAnsi="Microsoft YaHei"/>
         </w:rPr>
-        <w:t xml:space="preserve"> 后回落，午间报收 </w:t>
+        <w:t xml:space="preserve">，收盘报 </w:t>
       </w:r>
       <w:r>
         <w:rPr>
@@ -626,13 +625,24 @@
           <w:b/>
           <w:color w:val="1A1A1A"/>
         </w:rPr>
-        <w:t>9.44元</w:t>
+        <w:t>9.44</w:t>
       </w:r>
       <w:r>
         <w:rPr>
           <w:rFonts w:ascii="Microsoft YaHei" w:hAnsi="Microsoft YaHei"/>
         </w:rPr>
-        <w:t xml:space="preserve">，跌幅 </w:t>
+        <w:t>，全天走出冲高回落走势。</w:t>
+      </w:r>
+    </w:p>
+    <w:p>
+      <w:pPr>
+        <w:pStyle w:val="ListBullet"/>
+      </w:pPr>
+      <w:r>
+        <w:rPr>
+          <w:rFonts w:ascii="Microsoft YaHei" w:hAnsi="Microsoft YaHei"/>
+        </w:rPr>
+        <w:t>内外盘结构偏弱：</w:t>
       </w:r>
       <w:r>
         <w:rPr>
@@ -640,13 +650,13 @@
           <w:b/>
           <w:color w:val="1A1A1A"/>
         </w:rPr>
-        <w:t>-0.84%</w:t>
+        <w:t>内盘 56,948手 &gt; 外盘 46,659手</w:t>
       </w:r>
       <w:r>
         <w:rPr>
           <w:rFonts w:ascii="Microsoft YaHei" w:hAnsi="Microsoft YaHei"/>
         </w:rPr>
-        <w:t>。在全市场普涨的背景下，个股逆势下跌，表现明显弱于指数。</w:t>
+        <w:t xml:space="preserve">，内盘占比约 </w:t>
       </w:r>
       <w:r>
         <w:rPr>
@@ -654,71 +664,24 @@
           <w:b/>
           <w:color w:val="1A1A1A"/>
         </w:rPr>
-        <w:t>量比0.8</w:t>
+        <w:t>55%</w:t>
       </w:r>
       <w:r>
         <w:rPr>
           <w:rFonts w:ascii="Microsoft YaHei" w:hAnsi="Microsoft YaHei"/>
         </w:rPr>
-        <w:t xml:space="preserve"> 表明成交缩量，资金参与意愿偏低。换手率 </w:t>
+        <w:t>，说明主动性卖盘多于买盘，抛压较重。</w:t>
       </w:r>
-      <w:r>
-        <w:rPr>
-          <w:rFonts w:ascii="Microsoft YaHei" w:hAnsi="Microsoft YaHei"/>
-          <w:b/>
-          <w:color w:val="1A1A1A"/>
-        </w:rPr>
-        <w:t>1.97%</w:t>
-      </w:r>
+    </w:p>
+    <w:p>
+      <w:pPr>
+        <w:pStyle w:val="ListBullet"/>
+      </w:pPr>
       <w:r>
         <w:rPr>
           <w:rFonts w:ascii="Microsoft YaHei" w:hAnsi="Microsoft YaHei"/>
         </w:rPr>
-        <w:t>，较上一交易日（1.61%）略有提升，但仍处于温和水平。</w:t>
-      </w:r>
-    </w:p>
-    <w:p>
-      <w:r>
-        <w:rPr>
-          <w:rFonts w:ascii="Microsoft YaHei" w:hAnsi="Microsoft YaHei"/>
-          <w:b/>
-          <w:color w:val="1A1A1A"/>
-        </w:rPr>
-        <w:t>内外盘对比</w:t>
-      </w:r>
-      <w:r>
-        <w:rPr>
-          <w:rFonts w:ascii="Microsoft YaHei" w:hAnsi="Microsoft YaHei"/>
-        </w:rPr>
-        <w:t xml:space="preserve">：外盘 </w:t>
-      </w:r>
-      <w:r>
-        <w:rPr>
-          <w:rFonts w:ascii="Microsoft YaHei" w:hAnsi="Microsoft YaHei"/>
-          <w:b/>
-          <w:color w:val="1A1A1A"/>
-        </w:rPr>
-        <w:t>46,659手</w:t>
-      </w:r>
-      <w:r>
-        <w:rPr>
-          <w:rFonts w:ascii="Microsoft YaHei" w:hAnsi="Microsoft YaHei"/>
-        </w:rPr>
-        <w:t xml:space="preserve"> vs 内盘 </w:t>
-      </w:r>
-      <w:r>
-        <w:rPr>
-          <w:rFonts w:ascii="Microsoft YaHei" w:hAnsi="Microsoft YaHei"/>
-          <w:b/>
-          <w:color w:val="1A1A1A"/>
-        </w:rPr>
-        <w:t>56,948手</w:t>
-      </w:r>
-      <w:r>
-        <w:rPr>
-          <w:rFonts w:ascii="Microsoft YaHei" w:hAnsi="Microsoft YaHei"/>
-        </w:rPr>
-        <w:t>，内盘大于外盘，说明主动性卖盘多于买盘，短线抛压略占上风。</w:t>
+        <w:t>换手率1.97%、量比0.8，成交量较近期均值有所缩量，市场交投活跃度下降。</w:t>
       </w:r>
     </w:p>
     <w:p>
@@ -757,7 +720,7 @@
           <w:color w:val="333333"/>
           <w:sz w:val="24"/>
         </w:rPr>
-        <w:t>今日盘中资金流向（截至午间）</w:t>
+        <w:t>今日午间资金流向（逐分钟统计）</w:t>
       </w:r>
     </w:p>
     <w:tbl>
@@ -790,7 +753,7 @@
                 <w:color w:val="1A1A1A"/>
                 <w:sz w:val="18"/>
               </w:rPr>
-              <w:t>维度</w:t>
+              <w:t>指标</w:t>
             </w:r>
           </w:p>
         </w:tc>
@@ -811,7 +774,7 @@
                 <w:color w:val="1A1A1A"/>
                 <w:sz w:val="18"/>
               </w:rPr>
-              <w:t>数据</w:t>
+              <w:t>数值</w:t>
             </w:r>
           </w:p>
         </w:tc>
@@ -851,7 +814,7 @@
                 <w:color w:val="1A1A1A"/>
                 <w:sz w:val="18"/>
               </w:rPr>
-              <w:t>净流入 462.86万元</w:t>
+              <w:t>净流入 +269.50万元</w:t>
             </w:r>
           </w:p>
         </w:tc>
@@ -872,7 +835,7 @@
                 <w:rFonts w:ascii="Microsoft YaHei" w:hAnsi="Microsoft YaHei"/>
                 <w:sz w:val="18"/>
               </w:rPr>
-              <w:t>资金流入分钟数</w:t>
+              <w:t>流入/流出分钟数</w:t>
             </w:r>
           </w:p>
         </w:tc>
@@ -891,7 +854,7 @@
                 <w:rFonts w:ascii="Microsoft YaHei" w:hAnsi="Microsoft YaHei"/>
                 <w:sz w:val="18"/>
               </w:rPr>
-              <w:t>61分钟</w:t>
+              <w:t>95分钟 / 110分钟</w:t>
             </w:r>
           </w:p>
         </w:tc>
@@ -911,7 +874,7 @@
                 <w:rFonts w:ascii="Microsoft YaHei" w:hAnsi="Microsoft YaHei"/>
                 <w:sz w:val="18"/>
               </w:rPr>
-              <w:t>资金流出分钟数</w:t>
+              <w:t>最大单分钟流入</w:t>
             </w:r>
           </w:p>
         </w:tc>
@@ -929,7 +892,7 @@
                 <w:rFonts w:ascii="Microsoft YaHei" w:hAnsi="Microsoft YaHei"/>
                 <w:sz w:val="18"/>
               </w:rPr>
-              <w:t>51分钟</w:t>
+              <w:t>102.5万元</w:t>
             </w:r>
           </w:p>
         </w:tc>
@@ -950,7 +913,7 @@
                 <w:rFonts w:ascii="Microsoft YaHei" w:hAnsi="Microsoft YaHei"/>
                 <w:sz w:val="18"/>
               </w:rPr>
-              <w:t>最大单分钟流入</w:t>
+              <w:t>最大单分钟流出</w:t>
             </w:r>
           </w:p>
         </w:tc>
@@ -967,48 +930,6 @@
             <w:r>
               <w:rPr>
                 <w:rFonts w:ascii="Microsoft YaHei" w:hAnsi="Microsoft YaHei"/>
-                <w:b/>
-                <w:color w:val="1A1A1A"/>
-                <w:sz w:val="18"/>
-              </w:rPr>
-              <w:t>102.5万元</w:t>
-            </w:r>
-          </w:p>
-        </w:tc>
-      </w:tr>
-      <w:tr>
-        <w:tc>
-          <w:tcPr>
-            <w:tcW w:type="dxa" w:w="4533"/>
-          </w:tcPr>
-          <w:p>
-            <w:pPr>
-              <w:spacing w:before="40" w:after="40" w:line="288" w:lineRule="auto"/>
-            </w:pPr>
-            <w:r/>
-            <w:r>
-              <w:rPr>
-                <w:rFonts w:ascii="Microsoft YaHei" w:hAnsi="Microsoft YaHei"/>
-                <w:sz w:val="18"/>
-              </w:rPr>
-              <w:t>最大单分钟流出</w:t>
-            </w:r>
-          </w:p>
-        </w:tc>
-        <w:tc>
-          <w:tcPr>
-            <w:tcW w:type="dxa" w:w="4533"/>
-          </w:tcPr>
-          <w:p>
-            <w:pPr>
-              <w:spacing w:before="40" w:after="40" w:line="288" w:lineRule="auto"/>
-            </w:pPr>
-            <w:r/>
-            <w:r>
-              <w:rPr>
-                <w:rFonts w:ascii="Microsoft YaHei" w:hAnsi="Microsoft YaHei"/>
-                <w:b/>
-                <w:color w:val="1A1A1A"/>
                 <w:sz w:val="18"/>
               </w:rPr>
               <w:t>174.1万元</w:t>
@@ -1018,42 +939,6 @@
       </w:tr>
     </w:tbl>
     <w:p/>
-    <w:p>
-      <w:r>
-        <w:rPr>
-          <w:rFonts w:ascii="Microsoft YaHei" w:hAnsi="Microsoft YaHei"/>
-        </w:rPr>
-        <w:t xml:space="preserve">尽管股价下跌，但资金面录得 </w:t>
-      </w:r>
-      <w:r>
-        <w:rPr>
-          <w:rFonts w:ascii="Microsoft YaHei" w:hAnsi="Microsoft YaHei"/>
-          <w:b/>
-          <w:color w:val="1A1A1A"/>
-        </w:rPr>
-        <w:t>净流入462.86万元</w:t>
-      </w:r>
-      <w:r>
-        <w:rPr>
-          <w:rFonts w:ascii="Microsoft YaHei" w:hAnsi="Microsoft YaHei"/>
-        </w:rPr>
-        <w:t xml:space="preserve">，资金流入时长（61分钟）多于流出时长（51分钟），呈现 </w:t>
-      </w:r>
-      <w:r>
-        <w:rPr>
-          <w:rFonts w:ascii="Microsoft YaHei" w:hAnsi="Microsoft YaHei"/>
-          <w:b/>
-          <w:color w:val="1A1A1A"/>
-        </w:rPr>
-        <w:t>"价跌量缩、资金暗流"</w:t>
-      </w:r>
-      <w:r>
-        <w:rPr>
-          <w:rFonts w:ascii="Microsoft YaHei" w:hAnsi="Microsoft YaHei"/>
-        </w:rPr>
-        <w:t xml:space="preserve"> 的特征。不过，最大单分钟流出（174.1万）显著高于最大单分钟流入（102.5万），说明盘中存在间歇性的大额抛压。</w:t>
-      </w:r>
-    </w:p>
     <w:p>
       <w:pPr>
         <w:spacing w:before="280" w:after="80" w:line="312" w:lineRule="auto"/>
@@ -1065,7 +950,7 @@
           <w:color w:val="333333"/>
           <w:sz w:val="24"/>
         </w:rPr>
-        <w:t>上一交易日资金细分</w:t>
+        <w:t>上一个交易日资金细分（元）</w:t>
       </w:r>
     </w:p>
     <w:tbl>
@@ -1077,13 +962,15 @@
         <w:tblLook w:firstColumn="1" w:firstRow="1" w:lastColumn="0" w:lastRow="0" w:noHBand="0" w:noVBand="1" w:val="04A0"/>
       </w:tblPr>
       <w:tblGrid>
-        <w:gridCol w:w="4533"/>
-        <w:gridCol w:w="4533"/>
+        <w:gridCol w:w="2266"/>
+        <w:gridCol w:w="2266"/>
+        <w:gridCol w:w="2266"/>
+        <w:gridCol w:w="2266"/>
       </w:tblGrid>
       <w:tr>
         <w:tc>
           <w:tcPr>
-            <w:tcW w:type="dxa" w:w="4533"/>
+            <w:tcW w:type="dxa" w:w="2266"/>
             <w:shd w:fill="F6F8FA" w:val="clear"/>
           </w:tcPr>
           <w:p>
@@ -1098,13 +985,13 @@
                 <w:color w:val="1A1A1A"/>
                 <w:sz w:val="18"/>
               </w:rPr>
-              <w:t>资金类型</w:t>
+              <w:t>类型</w:t>
             </w:r>
           </w:p>
         </w:tc>
         <w:tc>
           <w:tcPr>
-            <w:tcW w:type="dxa" w:w="4533"/>
+            <w:tcW w:type="dxa" w:w="2266"/>
             <w:shd w:fill="F6F8FA" w:val="clear"/>
           </w:tcPr>
           <w:p>
@@ -1119,33 +1006,14 @@
                 <w:color w:val="1A1A1A"/>
                 <w:sz w:val="18"/>
               </w:rPr>
-              <w:t>净额（元）</w:t>
-            </w:r>
-          </w:p>
-        </w:tc>
-      </w:tr>
-      <w:tr>
-        <w:tc>
-          <w:tcPr>
-            <w:tcW w:type="dxa" w:w="4533"/>
-          </w:tcPr>
-          <w:p>
-            <w:pPr>
-              <w:spacing w:before="40" w:after="40" w:line="288" w:lineRule="auto"/>
-            </w:pPr>
-            <w:r/>
-            <w:r>
-              <w:rPr>
-                <w:rFonts w:ascii="Microsoft YaHei" w:hAnsi="Microsoft YaHei"/>
-                <w:sz w:val="18"/>
-              </w:rPr>
-              <w:t>大单净额</w:t>
+              <w:t>净额</w:t>
             </w:r>
           </w:p>
         </w:tc>
         <w:tc>
           <w:tcPr>
-            <w:tcW w:type="dxa" w:w="4533"/>
+            <w:tcW w:type="dxa" w:w="2266"/>
+            <w:shd w:fill="F6F8FA" w:val="clear"/>
           </w:tcPr>
           <w:p>
             <w:pPr>
@@ -1159,7 +1027,28 @@
                 <w:color w:val="1A1A1A"/>
                 <w:sz w:val="18"/>
               </w:rPr>
-              <w:t>+204.5万</w:t>
+              <w:t>买入</w:t>
+            </w:r>
+          </w:p>
+        </w:tc>
+        <w:tc>
+          <w:tcPr>
+            <w:tcW w:type="dxa" w:w="2266"/>
+            <w:shd w:fill="F6F8FA" w:val="clear"/>
+          </w:tcPr>
+          <w:p>
+            <w:pPr>
+              <w:spacing w:before="40" w:after="40" w:line="288" w:lineRule="auto"/>
+            </w:pPr>
+            <w:r/>
+            <w:r>
+              <w:rPr>
+                <w:rFonts w:ascii="Microsoft YaHei" w:hAnsi="Microsoft YaHei"/>
+                <w:b/>
+                <w:color w:val="1A1A1A"/>
+                <w:sz w:val="18"/>
+              </w:rPr>
+              <w:t>卖出</w:t>
             </w:r>
           </w:p>
         </w:tc>
@@ -1167,7 +1056,83 @@
       <w:tr>
         <w:tc>
           <w:tcPr>
-            <w:tcW w:type="dxa" w:w="4533"/>
+            <w:tcW w:type="dxa" w:w="2266"/>
+          </w:tcPr>
+          <w:p>
+            <w:pPr>
+              <w:spacing w:before="40" w:after="40" w:line="288" w:lineRule="auto"/>
+            </w:pPr>
+            <w:r/>
+            <w:r>
+              <w:rPr>
+                <w:rFonts w:ascii="Microsoft YaHei" w:hAnsi="Microsoft YaHei"/>
+                <w:sz w:val="18"/>
+              </w:rPr>
+              <w:t>大单</w:t>
+            </w:r>
+          </w:p>
+        </w:tc>
+        <w:tc>
+          <w:tcPr>
+            <w:tcW w:type="dxa" w:w="2266"/>
+          </w:tcPr>
+          <w:p>
+            <w:pPr>
+              <w:spacing w:before="40" w:after="40" w:line="288" w:lineRule="auto"/>
+            </w:pPr>
+            <w:r/>
+            <w:r>
+              <w:rPr>
+                <w:rFonts w:ascii="Microsoft YaHei" w:hAnsi="Microsoft YaHei"/>
+                <w:b/>
+                <w:color w:val="1A1A1A"/>
+                <w:sz w:val="18"/>
+              </w:rPr>
+              <w:t>+215.57万</w:t>
+            </w:r>
+          </w:p>
+        </w:tc>
+        <w:tc>
+          <w:tcPr>
+            <w:tcW w:type="dxa" w:w="2266"/>
+          </w:tcPr>
+          <w:p>
+            <w:pPr>
+              <w:spacing w:before="40" w:after="40" w:line="288" w:lineRule="auto"/>
+            </w:pPr>
+            <w:r/>
+            <w:r>
+              <w:rPr>
+                <w:rFonts w:ascii="Microsoft YaHei" w:hAnsi="Microsoft YaHei"/>
+                <w:sz w:val="18"/>
+              </w:rPr>
+              <w:t>598.17万</w:t>
+            </w:r>
+          </w:p>
+        </w:tc>
+        <w:tc>
+          <w:tcPr>
+            <w:tcW w:type="dxa" w:w="2266"/>
+          </w:tcPr>
+          <w:p>
+            <w:pPr>
+              <w:spacing w:before="40" w:after="40" w:line="288" w:lineRule="auto"/>
+            </w:pPr>
+            <w:r/>
+            <w:r>
+              <w:rPr>
+                <w:rFonts w:ascii="Microsoft YaHei" w:hAnsi="Microsoft YaHei"/>
+                <w:sz w:val="18"/>
+              </w:rPr>
+              <w:t>382.60万</w:t>
+            </w:r>
+          </w:p>
+        </w:tc>
+      </w:tr>
+      <w:tr>
+        <w:tc>
+          <w:tcPr>
+            <w:tcW w:type="dxa" w:w="2266"/>
             <w:shd w:fill="F8F9FA" w:val="clear"/>
           </w:tcPr>
           <w:p>
@@ -1180,13 +1145,13 @@
                 <w:rFonts w:ascii="Microsoft YaHei" w:hAnsi="Microsoft YaHei"/>
                 <w:sz w:val="18"/>
               </w:rPr>
-              <w:t>中单净额</w:t>
+              <w:t>中单</w:t>
             </w:r>
           </w:p>
         </w:tc>
         <w:tc>
           <w:tcPr>
-            <w:tcW w:type="dxa" w:w="4533"/>
+            <w:tcW w:type="dxa" w:w="2266"/>
             <w:shd w:fill="F8F9FA" w:val="clear"/>
           </w:tcPr>
           <w:p>
@@ -1201,15 +1166,14 @@
                 <w:color w:val="1A1A1A"/>
                 <w:sz w:val="18"/>
               </w:rPr>
-              <w:t>+338.9万</w:t>
+              <w:t>+200.02万</w:t>
             </w:r>
           </w:p>
         </w:tc>
-      </w:tr>
-      <w:tr>
         <w:tc>
           <w:tcPr>
-            <w:tcW w:type="dxa" w:w="4533"/>
+            <w:tcW w:type="dxa" w:w="2266"/>
+            <w:shd w:fill="F8F9FA" w:val="clear"/>
           </w:tcPr>
           <w:p>
             <w:pPr>
@@ -1221,13 +1185,52 @@
                 <w:rFonts w:ascii="Microsoft YaHei" w:hAnsi="Microsoft YaHei"/>
                 <w:sz w:val="18"/>
               </w:rPr>
-              <w:t>小单净额</w:t>
+              <w:t>1,973.74万</w:t>
             </w:r>
           </w:p>
         </w:tc>
         <w:tc>
           <w:tcPr>
-            <w:tcW w:type="dxa" w:w="4533"/>
+            <w:tcW w:type="dxa" w:w="2266"/>
+            <w:shd w:fill="F8F9FA" w:val="clear"/>
+          </w:tcPr>
+          <w:p>
+            <w:pPr>
+              <w:spacing w:before="40" w:after="40" w:line="288" w:lineRule="auto"/>
+            </w:pPr>
+            <w:r/>
+            <w:r>
+              <w:rPr>
+                <w:rFonts w:ascii="Microsoft YaHei" w:hAnsi="Microsoft YaHei"/>
+                <w:sz w:val="18"/>
+              </w:rPr>
+              <w:t>1,773.72万</w:t>
+            </w:r>
+          </w:p>
+        </w:tc>
+      </w:tr>
+      <w:tr>
+        <w:tc>
+          <w:tcPr>
+            <w:tcW w:type="dxa" w:w="2266"/>
+          </w:tcPr>
+          <w:p>
+            <w:pPr>
+              <w:spacing w:before="40" w:after="40" w:line="288" w:lineRule="auto"/>
+            </w:pPr>
+            <w:r/>
+            <w:r>
+              <w:rPr>
+                <w:rFonts w:ascii="Microsoft YaHei" w:hAnsi="Microsoft YaHei"/>
+                <w:sz w:val="18"/>
+              </w:rPr>
+              <w:t>小单</w:t>
+            </w:r>
+          </w:p>
+        </w:tc>
+        <w:tc>
+          <w:tcPr>
+            <w:tcW w:type="dxa" w:w="2266"/>
           </w:tcPr>
           <w:p>
             <w:pPr>
@@ -1241,7 +1244,43 @@
                 <w:color w:val="1A1A1A"/>
                 <w:sz w:val="18"/>
               </w:rPr>
-              <w:t>-80.6万</w:t>
+              <w:t>-138.67万</w:t>
+            </w:r>
+          </w:p>
+        </w:tc>
+        <w:tc>
+          <w:tcPr>
+            <w:tcW w:type="dxa" w:w="2266"/>
+          </w:tcPr>
+          <w:p>
+            <w:pPr>
+              <w:spacing w:before="40" w:after="40" w:line="288" w:lineRule="auto"/>
+            </w:pPr>
+            <w:r/>
+            <w:r>
+              <w:rPr>
+                <w:rFonts w:ascii="Microsoft YaHei" w:hAnsi="Microsoft YaHei"/>
+                <w:sz w:val="18"/>
+              </w:rPr>
+              <w:t>537.26万</w:t>
+            </w:r>
+          </w:p>
+        </w:tc>
+        <w:tc>
+          <w:tcPr>
+            <w:tcW w:type="dxa" w:w="2266"/>
+          </w:tcPr>
+          <w:p>
+            <w:pPr>
+              <w:spacing w:before="40" w:after="40" w:line="288" w:lineRule="auto"/>
+            </w:pPr>
+            <w:r/>
+            <w:r>
+              <w:rPr>
+                <w:rFonts w:ascii="Microsoft YaHei" w:hAnsi="Microsoft YaHei"/>
+                <w:sz w:val="18"/>
+              </w:rPr>
+              <w:t>675.94万</w:t>
             </w:r>
           </w:p>
         </w:tc>
@@ -1249,7 +1288,26 @@
       <w:tr>
         <w:tc>
           <w:tcPr>
-            <w:tcW w:type="dxa" w:w="4533"/>
+            <w:tcW w:type="dxa" w:w="2266"/>
+            <w:shd w:fill="F8F9FA" w:val="clear"/>
+          </w:tcPr>
+          <w:p>
+            <w:pPr>
+              <w:spacing w:before="40" w:after="40" w:line="288" w:lineRule="auto"/>
+            </w:pPr>
+            <w:r/>
+            <w:r>
+              <w:rPr>
+                <w:rFonts w:ascii="Microsoft YaHei" w:hAnsi="Microsoft YaHei"/>
+                <w:sz w:val="18"/>
+              </w:rPr>
+              <w:t>合计</w:t>
+            </w:r>
+          </w:p>
+        </w:tc>
+        <w:tc>
+          <w:tcPr>
+            <w:tcW w:type="dxa" w:w="2266"/>
             <w:shd w:fill="F8F9FA" w:val="clear"/>
           </w:tcPr>
           <w:p>
@@ -1264,14 +1322,83 @@
                 <w:color w:val="1A1A1A"/>
                 <w:sz w:val="18"/>
               </w:rPr>
-              <w:t>合计</w:t>
+              <w:t>+276.92万</w:t>
             </w:r>
           </w:p>
         </w:tc>
         <w:tc>
           <w:tcPr>
-            <w:tcW w:type="dxa" w:w="4533"/>
+            <w:tcW w:type="dxa" w:w="2266"/>
             <w:shd w:fill="F8F9FA" w:val="clear"/>
+          </w:tcPr>
+          <w:p>
+            <w:pPr>
+              <w:spacing w:before="40" w:after="40" w:line="288" w:lineRule="auto"/>
+            </w:pPr>
+            <w:r/>
+            <w:r>
+              <w:rPr>
+                <w:rFonts w:ascii="Microsoft YaHei" w:hAnsi="Microsoft YaHei"/>
+                <w:sz w:val="18"/>
+              </w:rPr>
+              <w:t>—</w:t>
+            </w:r>
+          </w:p>
+        </w:tc>
+        <w:tc>
+          <w:tcPr>
+            <w:tcW w:type="dxa" w:w="2266"/>
+            <w:shd w:fill="F8F9FA" w:val="clear"/>
+          </w:tcPr>
+          <w:p>
+            <w:pPr>
+              <w:spacing w:before="40" w:after="40" w:line="288" w:lineRule="auto"/>
+            </w:pPr>
+            <w:r/>
+            <w:r>
+              <w:rPr>
+                <w:rFonts w:ascii="Microsoft YaHei" w:hAnsi="Microsoft YaHei"/>
+                <w:sz w:val="18"/>
+              </w:rPr>
+              <w:t>—</w:t>
+            </w:r>
+          </w:p>
+        </w:tc>
+      </w:tr>
+    </w:tbl>
+    <w:p/>
+    <w:p>
+      <w:pPr>
+        <w:spacing w:before="280" w:after="80" w:line="312" w:lineRule="auto"/>
+      </w:pPr>
+      <w:r>
+        <w:rPr>
+          <w:rFonts w:ascii="Microsoft YaHei" w:hAnsi="Microsoft YaHei"/>
+          <w:b/>
+          <w:color w:val="333333"/>
+          <w:sz w:val="24"/>
+        </w:rPr>
+        <w:t>融资融券（上一个交易日）</w:t>
+      </w:r>
+    </w:p>
+    <w:tbl>
+      <w:tblPr>
+        <w:tblStyle w:val="TableGrid"/>
+        <w:tblW w:type="auto" w:w="0"/>
+        <w:jc w:val="center"/>
+        <w:tblLayout w:type="autofit"/>
+        <w:tblLook w:firstColumn="1" w:firstRow="1" w:lastColumn="0" w:lastRow="0" w:noHBand="0" w:noVBand="1" w:val="04A0"/>
+      </w:tblPr>
+      <w:tblGrid>
+        <w:gridCol w:w="3022"/>
+        <w:gridCol w:w="3022"/>
+        <w:gridCol w:w="3022"/>
+      </w:tblGrid>
+      <w:tr>
+        <w:tc>
+          <w:tcPr>
+            <w:tcW w:type="dxa" w:w="3022"/>
+            <w:shd w:fill="F6F8FA" w:val="clear"/>
           </w:tcPr>
           <w:p>
             <w:pPr>
@@ -1285,7 +1412,168 @@
                 <w:color w:val="1A1A1A"/>
                 <w:sz w:val="18"/>
               </w:rPr>
-              <w:t>+462.9万</w:t>
+              <w:t>指标</w:t>
+            </w:r>
+          </w:p>
+        </w:tc>
+        <w:tc>
+          <w:tcPr>
+            <w:tcW w:type="dxa" w:w="3022"/>
+            <w:shd w:fill="F6F8FA" w:val="clear"/>
+          </w:tcPr>
+          <w:p>
+            <w:pPr>
+              <w:spacing w:before="40" w:after="40" w:line="288" w:lineRule="auto"/>
+            </w:pPr>
+            <w:r/>
+            <w:r>
+              <w:rPr>
+                <w:rFonts w:ascii="Microsoft YaHei" w:hAnsi="Microsoft YaHei"/>
+                <w:b/>
+                <w:color w:val="1A1A1A"/>
+                <w:sz w:val="18"/>
+              </w:rPr>
+              <w:t>数值</w:t>
+            </w:r>
+          </w:p>
+        </w:tc>
+        <w:tc>
+          <w:tcPr>
+            <w:tcW w:type="dxa" w:w="3022"/>
+            <w:shd w:fill="F6F8FA" w:val="clear"/>
+          </w:tcPr>
+          <w:p>
+            <w:pPr>
+              <w:spacing w:before="40" w:after="40" w:line="288" w:lineRule="auto"/>
+            </w:pPr>
+            <w:r/>
+            <w:r>
+              <w:rPr>
+                <w:rFonts w:ascii="Microsoft YaHei" w:hAnsi="Microsoft YaHei"/>
+                <w:b/>
+                <w:color w:val="1A1A1A"/>
+                <w:sz w:val="18"/>
+              </w:rPr>
+              <w:t>较前日变动</w:t>
+            </w:r>
+          </w:p>
+        </w:tc>
+      </w:tr>
+      <w:tr>
+        <w:tc>
+          <w:tcPr>
+            <w:tcW w:type="dxa" w:w="3022"/>
+          </w:tcPr>
+          <w:p>
+            <w:pPr>
+              <w:spacing w:before="40" w:after="40" w:line="288" w:lineRule="auto"/>
+            </w:pPr>
+            <w:r/>
+            <w:r>
+              <w:rPr>
+                <w:rFonts w:ascii="Microsoft YaHei" w:hAnsi="Microsoft YaHei"/>
+                <w:sz w:val="18"/>
+              </w:rPr>
+              <w:t>融资余额</w:t>
+            </w:r>
+          </w:p>
+        </w:tc>
+        <w:tc>
+          <w:tcPr>
+            <w:tcW w:type="dxa" w:w="3022"/>
+          </w:tcPr>
+          <w:p>
+            <w:pPr>
+              <w:spacing w:before="40" w:after="40" w:line="288" w:lineRule="auto"/>
+            </w:pPr>
+            <w:r/>
+            <w:r>
+              <w:rPr>
+                <w:rFonts w:ascii="Microsoft YaHei" w:hAnsi="Microsoft YaHei"/>
+                <w:b/>
+                <w:color w:val="1A1A1A"/>
+                <w:sz w:val="18"/>
+              </w:rPr>
+              <w:t>1.68亿元</w:t>
+            </w:r>
+          </w:p>
+        </w:tc>
+        <w:tc>
+          <w:tcPr>
+            <w:tcW w:type="dxa" w:w="3022"/>
+          </w:tcPr>
+          <w:p>
+            <w:pPr>
+              <w:spacing w:before="40" w:after="40" w:line="288" w:lineRule="auto"/>
+            </w:pPr>
+            <w:r/>
+            <w:r>
+              <w:rPr>
+                <w:rFonts w:ascii="Microsoft YaHei" w:hAnsi="Microsoft YaHei"/>
+                <w:b/>
+                <w:color w:val="1A1A1A"/>
+                <w:sz w:val="18"/>
+              </w:rPr>
+              <w:t>-1.88%</w:t>
+            </w:r>
+          </w:p>
+        </w:tc>
+      </w:tr>
+      <w:tr>
+        <w:tc>
+          <w:tcPr>
+            <w:tcW w:type="dxa" w:w="3022"/>
+            <w:shd w:fill="F8F9FA" w:val="clear"/>
+          </w:tcPr>
+          <w:p>
+            <w:pPr>
+              <w:spacing w:before="40" w:after="40" w:line="288" w:lineRule="auto"/>
+            </w:pPr>
+            <w:r/>
+            <w:r>
+              <w:rPr>
+                <w:rFonts w:ascii="Microsoft YaHei" w:hAnsi="Microsoft YaHei"/>
+                <w:sz w:val="18"/>
+              </w:rPr>
+              <w:t>融券余额</w:t>
+            </w:r>
+          </w:p>
+        </w:tc>
+        <w:tc>
+          <w:tcPr>
+            <w:tcW w:type="dxa" w:w="3022"/>
+            <w:shd w:fill="F8F9FA" w:val="clear"/>
+          </w:tcPr>
+          <w:p>
+            <w:pPr>
+              <w:spacing w:before="40" w:after="40" w:line="288" w:lineRule="auto"/>
+            </w:pPr>
+            <w:r/>
+            <w:r>
+              <w:rPr>
+                <w:rFonts w:ascii="Microsoft YaHei" w:hAnsi="Microsoft YaHei"/>
+                <w:sz w:val="18"/>
+              </w:rPr>
+              <w:t>0.00亿元</w:t>
+            </w:r>
+          </w:p>
+        </w:tc>
+        <w:tc>
+          <w:tcPr>
+            <w:tcW w:type="dxa" w:w="3022"/>
+            <w:shd w:fill="F8F9FA" w:val="clear"/>
+          </w:tcPr>
+          <w:p>
+            <w:pPr>
+              <w:spacing w:before="40" w:after="40" w:line="288" w:lineRule="auto"/>
+            </w:pPr>
+            <w:r/>
+            <w:r>
+              <w:rPr>
+                <w:rFonts w:ascii="Microsoft YaHei" w:hAnsi="Microsoft YaHei"/>
+                <w:sz w:val="18"/>
+              </w:rPr>
+              <w:t>+100.29%</w:t>
             </w:r>
           </w:p>
         </w:tc>
@@ -1296,36 +1584,10 @@
       <w:r>
         <w:rPr>
           <w:rFonts w:ascii="Microsoft YaHei" w:hAnsi="Microsoft YaHei"/>
-        </w:rPr>
-        <w:t>上一交易日大单与中单均呈净流入，小单净流出，说明</w:t>
-      </w:r>
-      <w:r>
-        <w:rPr>
-          <w:rFonts w:ascii="Microsoft YaHei" w:hAnsi="Microsoft YaHei"/>
           <w:b/>
           <w:color w:val="1A1A1A"/>
         </w:rPr>
-        <w:t>主力资金已连续两日呈净流入态势</w:t>
-      </w:r>
-      <w:r>
-        <w:rPr>
-          <w:rFonts w:ascii="Microsoft YaHei" w:hAnsi="Microsoft YaHei"/>
-        </w:rPr>
-        <w:t>，筹码从散户向机构/中大户集中。</w:t>
-      </w:r>
-    </w:p>
-    <w:p>
-      <w:pPr>
-        <w:spacing w:before="280" w:after="80" w:line="312" w:lineRule="auto"/>
-      </w:pPr>
-      <w:r>
-        <w:rPr>
-          <w:rFonts w:ascii="Microsoft YaHei" w:hAnsi="Microsoft YaHei"/>
-          <w:b/>
-          <w:color w:val="333333"/>
-          <w:sz w:val="24"/>
-        </w:rPr>
-        <w:t>融资融券（上一交易日）</w:t>
+        <w:t>资金解读：</w:t>
       </w:r>
     </w:p>
     <w:p>
@@ -1335,16 +1597,8 @@
       <w:r>
         <w:rPr>
           <w:rFonts w:ascii="Microsoft YaHei" w:hAnsi="Microsoft YaHei"/>
-          <w:b/>
-          <w:color w:val="1A1A1A"/>
         </w:rPr>
-        <w:t>融资余额：1.68亿</w:t>
-      </w:r>
-      <w:r>
-        <w:rPr>
-          <w:rFonts w:ascii="Microsoft YaHei" w:hAnsi="Microsoft YaHei"/>
-        </w:rPr>
-        <w:t xml:space="preserve">（较前日 </w:t>
+        <w:t xml:space="preserve">今日午间虽有 </w:t>
       </w:r>
       <w:r>
         <w:rPr>
@@ -1352,13 +1606,41 @@
           <w:b/>
           <w:color w:val="1A1A1A"/>
         </w:rPr>
-        <w:t>-1.88%</w:t>
+        <w:t>269.5万元</w:t>
       </w:r>
       <w:r>
         <w:rPr>
           <w:rFonts w:ascii="Microsoft YaHei" w:hAnsi="Microsoft YaHei"/>
         </w:rPr>
-        <w:t>）</w:t>
+        <w:t xml:space="preserve"> 净流入，但</w:t>
+      </w:r>
+      <w:r>
+        <w:rPr>
+          <w:rFonts w:ascii="Microsoft YaHei" w:hAnsi="Microsoft YaHei"/>
+          <w:b/>
+          <w:color w:val="1A1A1A"/>
+        </w:rPr>
+        <w:t>流入时间（95分钟）显著少于流出时间（110分钟）</w:t>
+      </w:r>
+      <w:r>
+        <w:rPr>
+          <w:rFonts w:ascii="Microsoft YaHei" w:hAnsi="Microsoft YaHei"/>
+        </w:rPr>
+        <w:t>，且</w:t>
+      </w:r>
+      <w:r>
+        <w:rPr>
+          <w:rFonts w:ascii="Microsoft YaHei" w:hAnsi="Microsoft YaHei"/>
+          <w:b/>
+          <w:color w:val="1A1A1A"/>
+        </w:rPr>
+        <w:t>最大单分钟流出（174.1万）大于最大单分钟流入（102.5万）</w:t>
+      </w:r>
+      <w:r>
+        <w:rPr>
+          <w:rFonts w:ascii="Microsoft YaHei" w:hAnsi="Microsoft YaHei"/>
+        </w:rPr>
+        <w:t>，说明盘中存在间歇性的大单抛压。</w:t>
       </w:r>
     </w:p>
     <w:p>
@@ -1368,16 +1650,8 @@
       <w:r>
         <w:rPr>
           <w:rFonts w:ascii="Microsoft YaHei" w:hAnsi="Microsoft YaHei"/>
-          <w:b/>
-          <w:color w:val="1A1A1A"/>
         </w:rPr>
-        <w:t>融券余额：0.00亿</w:t>
-      </w:r>
-      <w:r>
-        <w:rPr>
-          <w:rFonts w:ascii="Microsoft YaHei" w:hAnsi="Microsoft YaHei"/>
-        </w:rPr>
-        <w:t xml:space="preserve">（较前日 </w:t>
+        <w:t xml:space="preserve">上一个交易日大单净流入 </w:t>
       </w:r>
       <w:r>
         <w:rPr>
@@ -1385,21 +1659,66 @@
           <w:b/>
           <w:color w:val="1A1A1A"/>
         </w:rPr>
-        <w:t>+100.29%</w:t>
+        <w:t>+215.57万元</w:t>
       </w:r>
       <w:r>
         <w:rPr>
           <w:rFonts w:ascii="Microsoft YaHei" w:hAnsi="Microsoft YaHei"/>
         </w:rPr>
-        <w:t>，基数极小）</w:t>
+        <w:t xml:space="preserve">，中单净流入 </w:t>
       </w:r>
-    </w:p>
-    <w:p>
+      <w:r>
+        <w:rPr>
+          <w:rFonts w:ascii="Microsoft YaHei" w:hAnsi="Microsoft YaHei"/>
+          <w:b/>
+          <w:color w:val="1A1A1A"/>
+        </w:rPr>
+        <w:t>+200.02万元</w:t>
+      </w:r>
       <w:r>
         <w:rPr>
           <w:rFonts w:ascii="Microsoft YaHei" w:hAnsi="Microsoft YaHei"/>
         </w:rPr>
-        <w:t>融资余额小幅下降，杠杆资金趋于谨慎，但绝对规模不大（1.68亿），对股价影响有限。</w:t>
+        <w:t xml:space="preserve">，小单净流出 </w:t>
+      </w:r>
+      <w:r>
+        <w:rPr>
+          <w:rFonts w:ascii="Microsoft YaHei" w:hAnsi="Microsoft YaHei"/>
+          <w:b/>
+          <w:color w:val="1A1A1A"/>
+        </w:rPr>
+        <w:t>-138.67万元</w:t>
+      </w:r>
+      <w:r>
+        <w:rPr>
+          <w:rFonts w:ascii="Microsoft YaHei" w:hAnsi="Microsoft YaHei"/>
+        </w:rPr>
+        <w:t>，机构资金呈温和回补态势。</w:t>
+      </w:r>
+    </w:p>
+    <w:p>
+      <w:pPr>
+        <w:pStyle w:val="ListBullet"/>
+      </w:pPr>
+      <w:r>
+        <w:rPr>
+          <w:rFonts w:ascii="Microsoft YaHei" w:hAnsi="Microsoft YaHei"/>
+        </w:rPr>
+        <w:t xml:space="preserve">融资余额 </w:t>
+      </w:r>
+      <w:r>
+        <w:rPr>
+          <w:rFonts w:ascii="Microsoft YaHei" w:hAnsi="Microsoft YaHei"/>
+          <w:b/>
+          <w:color w:val="1A1A1A"/>
+        </w:rPr>
+        <w:t>下降1.88%</w:t>
+      </w:r>
+      <w:r>
+        <w:rPr>
+          <w:rFonts w:ascii="Microsoft YaHei" w:hAnsi="Microsoft YaHei"/>
+        </w:rPr>
+        <w:t>，融资盘在主动减仓，投资者加杠杆意愿不足。</w:t>
       </w:r>
     </w:p>
     <w:p>
@@ -1457,7 +1776,7 @@
                 <w:color w:val="1A1A1A"/>
                 <w:sz w:val="18"/>
               </w:rPr>
-              <w:t>技术指标</w:t>
+              <w:t>指标</w:t>
             </w:r>
           </w:p>
         </w:tc>
@@ -1514,11 +1833,9 @@
             <w:r>
               <w:rPr>
                 <w:rFonts w:ascii="Microsoft YaHei" w:hAnsi="Microsoft YaHei"/>
-                <w:b/>
-                <w:color w:val="1A1A1A"/>
                 <w:sz w:val="18"/>
               </w:rPr>
-              <w:t>9.44元</w:t>
+              <w:t>9.44</w:t>
             </w:r>
           </w:p>
         </w:tc>
@@ -1556,11 +1873,9 @@
             <w:r>
               <w:rPr>
                 <w:rFonts w:ascii="Microsoft YaHei" w:hAnsi="Microsoft YaHei"/>
-                <w:b/>
-                <w:color w:val="1A1A1A"/>
                 <w:sz w:val="18"/>
               </w:rPr>
-              <w:t>9.72元</w:t>
+              <w:t>9.72</w:t>
             </w:r>
           </w:p>
         </w:tc>
@@ -1580,7 +1895,7 @@
                 <w:rFonts w:ascii="Microsoft YaHei" w:hAnsi="Microsoft YaHei"/>
                 <w:sz w:val="18"/>
               </w:rPr>
-              <w:t>布林带下轨</w:t>
+              <w:t>布林带中轨（估算）</w:t>
             </w:r>
           </w:p>
         </w:tc>
@@ -1596,11 +1911,9 @@
             <w:r>
               <w:rPr>
                 <w:rFonts w:ascii="Microsoft YaHei" w:hAnsi="Microsoft YaHei"/>
-                <w:b/>
-                <w:color w:val="1A1A1A"/>
                 <w:sz w:val="18"/>
               </w:rPr>
-              <w:t>8.68元</w:t>
+              <w:t>约 9.20</w:t>
             </w:r>
           </w:p>
         </w:tc>
@@ -1621,7 +1934,7 @@
                 <w:rFonts w:ascii="Microsoft YaHei" w:hAnsi="Microsoft YaHei"/>
                 <w:sz w:val="18"/>
               </w:rPr>
-              <w:t>布林带中轨（估算）</w:t>
+              <w:t>布林带下轨</w:t>
             </w:r>
           </w:p>
         </w:tc>
@@ -1640,7 +1953,7 @@
                 <w:rFonts w:ascii="Microsoft YaHei" w:hAnsi="Microsoft YaHei"/>
                 <w:sz w:val="18"/>
               </w:rPr>
-              <w:t>~9.20元</w:t>
+              <w:t>8.68</w:t>
             </w:r>
           </w:p>
         </w:tc>
@@ -1660,7 +1973,7 @@
                 <w:rFonts w:ascii="Microsoft YaHei" w:hAnsi="Microsoft YaHei"/>
                 <w:sz w:val="18"/>
               </w:rPr>
-              <w:t>距上轨偏离度</w:t>
+              <w:t>与上轨偏离度</w:t>
             </w:r>
           </w:p>
         </w:tc>
@@ -1680,13 +1993,65 @@
                 <w:color w:val="1A1A1A"/>
                 <w:sz w:val="18"/>
               </w:rPr>
-              <w:t>-2.9%</w:t>
+              <w:t>-2.88%</w:t>
+            </w:r>
+          </w:p>
+        </w:tc>
+      </w:tr>
+      <w:tr>
+        <w:tc>
+          <w:tcPr>
+            <w:tcW w:type="dxa" w:w="4533"/>
+            <w:shd w:fill="F8F9FA" w:val="clear"/>
+          </w:tcPr>
+          <w:p>
+            <w:pPr>
+              <w:spacing w:before="40" w:after="40" w:line="288" w:lineRule="auto"/>
+            </w:pPr>
+            <w:r/>
+            <w:r>
+              <w:rPr>
+                <w:rFonts w:ascii="Microsoft YaHei" w:hAnsi="Microsoft YaHei"/>
+                <w:sz w:val="18"/>
+              </w:rPr>
+              <w:t>与中轨偏离度</w:t>
+            </w:r>
+          </w:p>
+        </w:tc>
+        <w:tc>
+          <w:tcPr>
+            <w:tcW w:type="dxa" w:w="4533"/>
+            <w:shd w:fill="F8F9FA" w:val="clear"/>
+          </w:tcPr>
+          <w:p>
+            <w:pPr>
+              <w:spacing w:before="40" w:after="40" w:line="288" w:lineRule="auto"/>
+            </w:pPr>
+            <w:r/>
+            <w:r>
+              <w:rPr>
+                <w:rFonts w:ascii="Microsoft YaHei" w:hAnsi="Microsoft YaHei"/>
+                <w:b/>
+                <w:color w:val="1A1A1A"/>
+                <w:sz w:val="18"/>
+              </w:rPr>
+              <w:t>+2.61%</w:t>
             </w:r>
           </w:p>
         </w:tc>
       </w:tr>
     </w:tbl>
     <w:p/>
+    <w:p>
+      <w:r>
+        <w:rPr>
+          <w:rFonts w:ascii="Microsoft YaHei" w:hAnsi="Microsoft YaHei"/>
+          <w:b/>
+          <w:color w:val="1A1A1A"/>
+        </w:rPr>
+        <w:t>技术研判：</w:t>
+      </w:r>
+    </w:p>
     <w:p>
       <w:pPr>
         <w:pStyle w:val="ListBullet"/>
@@ -1703,13 +2068,13 @@
           <w:b/>
           <w:color w:val="1A1A1A"/>
         </w:rPr>
-        <w:t>9.44元</w:t>
+        <w:t>9.44</w:t>
       </w:r>
       <w:r>
         <w:rPr>
           <w:rFonts w:ascii="Microsoft YaHei" w:hAnsi="Microsoft YaHei"/>
         </w:rPr>
-        <w:t xml:space="preserve"> 位于布林带中轨（约 </w:t>
+        <w:t xml:space="preserve"> 位于布林带中轨（约9.20）与上轨（9.72）之间，处于</w:t>
       </w:r>
       <w:r>
         <w:rPr>
@@ -1717,13 +2082,13 @@
           <w:b/>
           <w:color w:val="1A1A1A"/>
         </w:rPr>
-        <w:t>9.20元</w:t>
+        <w:t>中轨上方</w:t>
       </w:r>
       <w:r>
         <w:rPr>
           <w:rFonts w:ascii="Microsoft YaHei" w:hAnsi="Microsoft YaHei"/>
         </w:rPr>
-        <w:t>）与上轨（</w:t>
+        <w:t xml:space="preserve">的偏强区域，但较昨日收盘价 </w:t>
       </w:r>
       <w:r>
         <w:rPr>
@@ -1731,41 +2096,13 @@
           <w:b/>
           <w:color w:val="1A1A1A"/>
         </w:rPr>
-        <w:t>9.72元</w:t>
+        <w:t>9.52</w:t>
       </w:r>
       <w:r>
         <w:rPr>
           <w:rFonts w:ascii="Microsoft YaHei" w:hAnsi="Microsoft YaHei"/>
         </w:rPr>
-        <w:t>）之间，处于</w:t>
-      </w:r>
-      <w:r>
-        <w:rPr>
-          <w:rFonts w:ascii="Microsoft YaHei" w:hAnsi="Microsoft YaHei"/>
-          <w:b/>
-          <w:color w:val="1A1A1A"/>
-        </w:rPr>
-        <w:t>中轨上方偏多区间</w:t>
-      </w:r>
-      <w:r>
-        <w:rPr>
-          <w:rFonts w:ascii="Microsoft YaHei" w:hAnsi="Microsoft YaHei"/>
-        </w:rPr>
-        <w:t xml:space="preserve">，但距上轨仍有约 </w:t>
-      </w:r>
-      <w:r>
-        <w:rPr>
-          <w:rFonts w:ascii="Microsoft YaHei" w:hAnsi="Microsoft YaHei"/>
-          <w:b/>
-          <w:color w:val="1A1A1A"/>
-        </w:rPr>
-        <w:t>2.9%</w:t>
-      </w:r>
-      <w:r>
-        <w:rPr>
-          <w:rFonts w:ascii="Microsoft YaHei" w:hAnsi="Microsoft YaHei"/>
-        </w:rPr>
-        <w:t xml:space="preserve"> 的空间。</w:t>
+        <w:t xml:space="preserve"> 已回落，短期上行动能减弱。</w:t>
       </w:r>
     </w:p>
     <w:p>
@@ -1776,7 +2113,7 @@
         <w:rPr>
           <w:rFonts w:ascii="Microsoft YaHei" w:hAnsi="Microsoft YaHei"/>
         </w:rPr>
-        <w:t xml:space="preserve">盘中最低探至 </w:t>
+        <w:t xml:space="preserve">今日盘中最高触及 </w:t>
       </w:r>
       <w:r>
         <w:rPr>
@@ -1784,27 +2121,13 @@
           <w:b/>
           <w:color w:val="1A1A1A"/>
         </w:rPr>
-        <w:t>9.31元</w:t>
+        <w:t>9.64</w:t>
       </w:r>
       <w:r>
         <w:rPr>
           <w:rFonts w:ascii="Microsoft YaHei" w:hAnsi="Microsoft YaHei"/>
         </w:rPr>
-        <w:t xml:space="preserve">，接近中轨支撑附近后反弹，说明 </w:t>
-      </w:r>
-      <w:r>
-        <w:rPr>
-          <w:rFonts w:ascii="Microsoft YaHei" w:hAnsi="Microsoft YaHei"/>
-          <w:b/>
-          <w:color w:val="1A1A1A"/>
-        </w:rPr>
-        <w:t>9.20~9.30元一线</w:t>
-      </w:r>
-      <w:r>
-        <w:rPr>
-          <w:rFonts w:ascii="Microsoft YaHei" w:hAnsi="Microsoft YaHei"/>
-        </w:rPr>
-        <w:t xml:space="preserve"> 有短线承接盘。</w:t>
+        <w:t>（接近布林上轨9.72），随后回落，说明上轨附近存在明显压力。</w:t>
       </w:r>
     </w:p>
     <w:p>
@@ -1815,7 +2138,7 @@
         <w:rPr>
           <w:rFonts w:ascii="Microsoft YaHei" w:hAnsi="Microsoft YaHei"/>
         </w:rPr>
-        <w:t>开盘冲高9.64元后回落，</w:t>
+        <w:t xml:space="preserve">最低探至 </w:t>
       </w:r>
       <w:r>
         <w:rPr>
@@ -1823,24 +2146,13 @@
           <w:b/>
           <w:color w:val="1A1A1A"/>
         </w:rPr>
-        <w:t>9.64~9.72元（上轨）</w:t>
+        <w:t>9.31</w:t>
       </w:r>
       <w:r>
         <w:rPr>
           <w:rFonts w:ascii="Microsoft YaHei" w:hAnsi="Microsoft YaHei"/>
         </w:rPr>
-        <w:t xml:space="preserve"> 构成短线压力区间。</w:t>
-      </w:r>
-    </w:p>
-    <w:p>
-      <w:pPr>
-        <w:pStyle w:val="ListBullet"/>
-      </w:pPr>
-      <w:r>
-        <w:rPr>
-          <w:rFonts w:ascii="Microsoft YaHei" w:hAnsi="Microsoft YaHei"/>
-        </w:rPr>
-        <w:t>量比0.8配合下跌，属于</w:t>
+        <w:t xml:space="preserve">，距离中轨约 </w:t>
       </w:r>
       <w:r>
         <w:rPr>
@@ -1848,13 +2160,13 @@
           <w:b/>
           <w:color w:val="1A1A1A"/>
         </w:rPr>
-        <w:t>缩量回调</w:t>
+        <w:t>1.2%</w:t>
       </w:r>
       <w:r>
         <w:rPr>
           <w:rFonts w:ascii="Microsoft YaHei" w:hAnsi="Microsoft YaHei"/>
         </w:rPr>
-        <w:t>形态，尚未出现恐慌性抛售信号。</w:t>
+        <w:t>，下方支撑尚可，但若继续走弱，中轨9.20一线将是关键支撑位。</w:t>
       </w:r>
     </w:p>
     <w:p>
@@ -1889,13 +2201,21 @@
           <w:b/>
           <w:color w:val="1A1A1A"/>
         </w:rPr>
-        <w:t>教育产业板块（+0.58%）</w:t>
+        <w:t>注：</w:t>
       </w:r>
       <w:r>
         <w:rPr>
           <w:rFonts w:ascii="Microsoft YaHei" w:hAnsi="Microsoft YaHei"/>
         </w:rPr>
-        <w:t xml:space="preserve"> 今日受国务院印发《教育发展"十五五"规划》利好刺激小幅上涨，但峨眉山A主业为景区旅游、酒店餐饮、客运等，</w:t>
+        <w:t xml:space="preserve"> 当日相关新闻、公告及互动问答接口均未获取到有效信息，本报告基于盘面数据与资金面进行独立研判。</w:t>
+      </w:r>
+    </w:p>
+    <w:p>
+      <w:r>
+        <w:rPr>
+          <w:rFonts w:ascii="Microsoft YaHei" w:hAnsi="Microsoft YaHei"/>
+        </w:rPr>
+        <w:t>峨眉山A所属的</w:t>
       </w:r>
       <w:r>
         <w:rPr>
@@ -1903,110 +2223,13 @@
           <w:b/>
           <w:color w:val="1A1A1A"/>
         </w:rPr>
-        <w:t>与教育产业无直接业务关联</w:t>
+        <w:t>旅游、休闲服务</w:t>
       </w:r>
       <w:r>
         <w:rPr>
           <w:rFonts w:ascii="Microsoft YaHei" w:hAnsi="Microsoft YaHei"/>
         </w:rPr>
-        <w:t>，该板块异动对峨眉山A的实质影响有限。</w:t>
-      </w:r>
-    </w:p>
-    <w:p>
-      <w:r>
-        <w:rPr>
-          <w:rFonts w:ascii="Microsoft YaHei" w:hAnsi="Microsoft YaHei"/>
-        </w:rPr>
-        <w:t xml:space="preserve">峨眉山A涉及的关键词涵盖 </w:t>
-      </w:r>
-      <w:r>
-        <w:rPr>
-          <w:rFonts w:ascii="Microsoft YaHei" w:hAnsi="Microsoft YaHei"/>
-          <w:b/>
-          <w:color w:val="1A1A1A"/>
-        </w:rPr>
-        <w:t>休闲、旅游、度假、酒店、风景名胜、消费服务</w:t>
-      </w:r>
-      <w:r>
-        <w:rPr>
-          <w:rFonts w:ascii="Microsoft YaHei" w:hAnsi="Microsoft YaHei"/>
-        </w:rPr>
-        <w:t xml:space="preserve"> 等方向。当前处于暑期旅游旺季窗口期，行业基本面存在季节性支撑，但今日盘中并无直接相关的个股新闻或公告驱动。</w:t>
-      </w:r>
-    </w:p>
-    <w:p>
-      <w:pPr>
-        <w:spacing w:before="240" w:after="240"/>
-        <w:pBdr>
-          <w:bottom w:val="single" w:sz="4" w:space="1" w:color="D0D7DE"/>
-        </w:pBdr>
-      </w:pPr>
-    </w:p>
-    <w:p>
-      <w:pPr>
-        <w:spacing w:before="360" w:after="80" w:line="288" w:lineRule="auto"/>
-        <w:pBdr>
-          <w:bottom w:val="single" w:sz="4" w:space="4" w:color="D0D7DE"/>
-        </w:pBdr>
-      </w:pPr>
-      <w:r>
-        <w:rPr>
-          <w:rFonts w:ascii="Microsoft YaHei" w:hAnsi="Microsoft YaHei"/>
-          <w:b/>
-          <w:color w:val="1A1A1A"/>
-          <w:sz w:val="28"/>
-        </w:rPr>
-        <w:t>板块关联</w:t>
-      </w:r>
-    </w:p>
-    <w:p>
-      <w:r>
-        <w:rPr>
-          <w:rFonts w:ascii="Microsoft YaHei" w:hAnsi="Microsoft YaHei"/>
-        </w:rPr>
-        <w:t xml:space="preserve">峨眉山A所属的 </w:t>
-      </w:r>
-      <w:r>
-        <w:rPr>
-          <w:rFonts w:ascii="Microsoft YaHei" w:hAnsi="Microsoft YaHei"/>
-          <w:b/>
-          <w:color w:val="1A1A1A"/>
-        </w:rPr>
-        <w:t>旅游及景区</w:t>
-      </w:r>
-      <w:r>
-        <w:rPr>
-          <w:rFonts w:ascii="Microsoft YaHei" w:hAnsi="Microsoft YaHei"/>
-        </w:rPr>
-        <w:t xml:space="preserve"> 板块（休闲服务方向）今日整体表现一般，未出现明显的板块联动效应。从关键词分布看，个股标签集中在 </w:t>
-      </w:r>
-      <w:r>
-        <w:rPr>
-          <w:rFonts w:ascii="Microsoft YaHei" w:hAnsi="Microsoft YaHei"/>
-          <w:b/>
-          <w:color w:val="1A1A1A"/>
-        </w:rPr>
-        <w:t>旅游、消费服务、自然风景</w:t>
-      </w:r>
-      <w:r>
-        <w:rPr>
-          <w:rFonts w:ascii="Microsoft YaHei" w:hAnsi="Microsoft YaHei"/>
-        </w:rPr>
-        <w:t xml:space="preserve"> 方向，与当前市场热点的 </w:t>
-      </w:r>
-      <w:r>
-        <w:rPr>
-          <w:rFonts w:ascii="Microsoft YaHei" w:hAnsi="Microsoft YaHei"/>
-          <w:b/>
-          <w:color w:val="1A1A1A"/>
-        </w:rPr>
-        <w:t>AI应用、教育、科技</w:t>
-      </w:r>
-      <w:r>
-        <w:rPr>
-          <w:rFonts w:ascii="Microsoft YaHei" w:hAnsi="Microsoft YaHei"/>
-        </w:rPr>
-        <w:t xml:space="preserve"> 等方向重合度较低，这也是今日跑输大盘的结构性原因之一。</w:t>
+        <w:t>板块今日未出现在热点板块涨幅前列。与之关联度较低的教育板块（+1.61%）受《教育发展"十五五"规划》政策刺激有所表现，但对峨眉山A的传导效应较弱。</w:t>
       </w:r>
     </w:p>
     <w:p>
@@ -2043,13 +2266,14 @@
         <w:tblLook w:firstColumn="1" w:firstRow="1" w:lastColumn="0" w:lastRow="0" w:noHBand="0" w:noVBand="1" w:val="04A0"/>
       </w:tblPr>
       <w:tblGrid>
-        <w:gridCol w:w="4533"/>
-        <w:gridCol w:w="4533"/>
+        <w:gridCol w:w="3022"/>
+        <w:gridCol w:w="3022"/>
+        <w:gridCol w:w="3022"/>
       </w:tblGrid>
       <w:tr>
         <w:tc>
           <w:tcPr>
-            <w:tcW w:type="dxa" w:w="4533"/>
+            <w:tcW w:type="dxa" w:w="3022"/>
             <w:shd w:fill="F6F8FA" w:val="clear"/>
           </w:tcPr>
           <w:p>
@@ -2070,7 +2294,7 @@
         </w:tc>
         <w:tc>
           <w:tcPr>
-            <w:tcW w:type="dxa" w:w="4533"/>
+            <w:tcW w:type="dxa" w:w="3022"/>
             <w:shd w:fill="F6F8FA" w:val="clear"/>
           </w:tcPr>
           <w:p>
@@ -2085,15 +2309,14 @@
                 <w:color w:val="1A1A1A"/>
                 <w:sz w:val="18"/>
               </w:rPr>
-              <w:t>判断</w:t>
+              <w:t>信号</w:t>
             </w:r>
           </w:p>
         </w:tc>
-      </w:tr>
-      <w:tr>
         <w:tc>
           <w:tcPr>
-            <w:tcW w:type="dxa" w:w="4533"/>
+            <w:tcW w:type="dxa" w:w="3022"/>
+            <w:shd w:fill="F6F8FA" w:val="clear"/>
           </w:tcPr>
           <w:p>
             <w:pPr>
@@ -2107,13 +2330,15 @@
                 <w:color w:val="1A1A1A"/>
                 <w:sz w:val="18"/>
               </w:rPr>
-              <w:t>市场环境</w:t>
+              <w:t>评级</w:t>
             </w:r>
           </w:p>
         </w:tc>
+      </w:tr>
+      <w:tr>
         <w:tc>
           <w:tcPr>
-            <w:tcW w:type="dxa" w:w="4533"/>
+            <w:tcW w:type="dxa" w:w="3022"/>
           </w:tcPr>
           <w:p>
             <w:pPr>
@@ -2125,16 +2350,13 @@
                 <w:rFonts w:ascii="Microsoft YaHei" w:hAnsi="Microsoft YaHei"/>
                 <w:sz w:val="18"/>
               </w:rPr>
-              <w:t>全市场情绪偏暖，量能放大，但峨眉山A未能受益</w:t>
+              <w:t>大盘氛围</w:t>
             </w:r>
           </w:p>
         </w:tc>
-      </w:tr>
-      <w:tr>
         <w:tc>
           <w:tcPr>
-            <w:tcW w:type="dxa" w:w="4533"/>
-            <w:shd w:fill="F8F9FA" w:val="clear"/>
+            <w:tcW w:type="dxa" w:w="3022"/>
           </w:tcPr>
           <w:p>
             <w:pPr>
@@ -2144,17 +2366,35 @@
             <w:r>
               <w:rPr>
                 <w:rFonts w:ascii="Microsoft YaHei" w:hAnsi="Microsoft YaHei"/>
-                <w:b/>
-                <w:color w:val="1A1A1A"/>
                 <w:sz w:val="18"/>
               </w:rPr>
-              <w:t>股价走势</w:t>
+              <w:t>市场人气高涨，普涨格局</w:t>
             </w:r>
           </w:p>
         </w:tc>
         <w:tc>
           <w:tcPr>
-            <w:tcW w:type="dxa" w:w="4533"/>
+            <w:tcW w:type="dxa" w:w="3022"/>
+          </w:tcPr>
+          <w:p>
+            <w:pPr>
+              <w:spacing w:before="40" w:after="40" w:line="288" w:lineRule="auto"/>
+            </w:pPr>
+            <w:r/>
+            <w:r>
+              <w:rPr>
+                <w:rFonts w:ascii="Microsoft YaHei" w:hAnsi="Microsoft YaHei"/>
+                <w:sz w:val="18"/>
+              </w:rPr>
+              <w:t>★★★★★</w:t>
+            </w:r>
+          </w:p>
+        </w:tc>
+      </w:tr>
+      <w:tr>
+        <w:tc>
+          <w:tcPr>
+            <w:tcW w:type="dxa" w:w="3022"/>
             <w:shd w:fill="F8F9FA" w:val="clear"/>
           </w:tcPr>
           <w:p>
@@ -2167,76 +2407,13 @@
                 <w:rFonts w:ascii="Microsoft YaHei" w:hAnsi="Microsoft YaHei"/>
                 <w:sz w:val="18"/>
               </w:rPr>
-              <w:t>低开冲高回落，缩量下跌，弱于大盘</w:t>
-            </w:r>
-          </w:p>
-        </w:tc>
-      </w:tr>
-      <w:tr>
-        <w:tc>
-          <w:tcPr>
-            <w:tcW w:type="dxa" w:w="4533"/>
-          </w:tcPr>
-          <w:p>
-            <w:pPr>
-              <w:spacing w:before="40" w:after="40" w:line="288" w:lineRule="auto"/>
-            </w:pPr>
-            <w:r/>
-            <w:r>
-              <w:rPr>
-                <w:rFonts w:ascii="Microsoft YaHei" w:hAnsi="Microsoft YaHei"/>
-                <w:b/>
-                <w:color w:val="1A1A1A"/>
-                <w:sz w:val="18"/>
-              </w:rPr>
-              <w:t>资金动向</w:t>
+              <w:t>个股相对表现</w:t>
             </w:r>
           </w:p>
         </w:tc>
         <w:tc>
           <w:tcPr>
-            <w:tcW w:type="dxa" w:w="4533"/>
-          </w:tcPr>
-          <w:p>
-            <w:pPr>
-              <w:spacing w:before="40" w:after="40" w:line="288" w:lineRule="auto"/>
-            </w:pPr>
-            <w:r/>
-            <w:r>
-              <w:rPr>
-                <w:rFonts w:ascii="Microsoft YaHei" w:hAnsi="Microsoft YaHei"/>
-                <w:sz w:val="18"/>
-              </w:rPr>
-              <w:t>连续两日净流入，大单+中单主导，小单流出，主力暗吸筹</w:t>
-            </w:r>
-          </w:p>
-        </w:tc>
-      </w:tr>
-      <w:tr>
-        <w:tc>
-          <w:tcPr>
-            <w:tcW w:type="dxa" w:w="4533"/>
-            <w:shd w:fill="F8F9FA" w:val="clear"/>
-          </w:tcPr>
-          <w:p>
-            <w:pPr>
-              <w:spacing w:before="40" w:after="40" w:line="288" w:lineRule="auto"/>
-            </w:pPr>
-            <w:r/>
-            <w:r>
-              <w:rPr>
-                <w:rFonts w:ascii="Microsoft YaHei" w:hAnsi="Microsoft YaHei"/>
-                <w:b/>
-                <w:color w:val="1A1A1A"/>
-                <w:sz w:val="18"/>
-              </w:rPr>
-              <w:t>技术位置</w:t>
-            </w:r>
-          </w:p>
-        </w:tc>
-        <w:tc>
-          <w:tcPr>
-            <w:tcW w:type="dxa" w:w="4533"/>
+            <w:tcW w:type="dxa" w:w="3022"/>
             <w:shd w:fill="F8F9FA" w:val="clear"/>
           </w:tcPr>
           <w:p>
@@ -2249,76 +2426,13 @@
                 <w:rFonts w:ascii="Microsoft YaHei" w:hAnsi="Microsoft YaHei"/>
                 <w:sz w:val="18"/>
               </w:rPr>
-              <w:t>中轨上方缩量回踩，9.20~9.30构成支撑，9.64~9.72构成压力</w:t>
-            </w:r>
-          </w:p>
-        </w:tc>
-      </w:tr>
-      <w:tr>
-        <w:tc>
-          <w:tcPr>
-            <w:tcW w:type="dxa" w:w="4533"/>
-          </w:tcPr>
-          <w:p>
-            <w:pPr>
-              <w:spacing w:before="40" w:after="40" w:line="288" w:lineRule="auto"/>
-            </w:pPr>
-            <w:r/>
-            <w:r>
-              <w:rPr>
-                <w:rFonts w:ascii="Microsoft YaHei" w:hAnsi="Microsoft YaHei"/>
-                <w:b/>
-                <w:color w:val="1A1A1A"/>
-                <w:sz w:val="18"/>
-              </w:rPr>
-              <w:t>消息面</w:t>
+              <w:t>逆势下跌-0.84%，弱于大盘</w:t>
             </w:r>
           </w:p>
         </w:tc>
         <w:tc>
           <w:tcPr>
-            <w:tcW w:type="dxa" w:w="4533"/>
-          </w:tcPr>
-          <w:p>
-            <w:pPr>
-              <w:spacing w:before="40" w:after="40" w:line="288" w:lineRule="auto"/>
-            </w:pPr>
-            <w:r/>
-            <w:r>
-              <w:rPr>
-                <w:rFonts w:ascii="Microsoft YaHei" w:hAnsi="Microsoft YaHei"/>
-                <w:sz w:val="18"/>
-              </w:rPr>
-              <w:t>无明显个股催化，教育板块利好不直接关联</w:t>
-            </w:r>
-          </w:p>
-        </w:tc>
-      </w:tr>
-      <w:tr>
-        <w:tc>
-          <w:tcPr>
-            <w:tcW w:type="dxa" w:w="4533"/>
-            <w:shd w:fill="F8F9FA" w:val="clear"/>
-          </w:tcPr>
-          <w:p>
-            <w:pPr>
-              <w:spacing w:before="40" w:after="40" w:line="288" w:lineRule="auto"/>
-            </w:pPr>
-            <w:r/>
-            <w:r>
-              <w:rPr>
-                <w:rFonts w:ascii="Microsoft YaHei" w:hAnsi="Microsoft YaHei"/>
-                <w:b/>
-                <w:color w:val="1A1A1A"/>
-                <w:sz w:val="18"/>
-              </w:rPr>
-              <w:t>融资情绪</w:t>
-            </w:r>
-          </w:p>
-        </w:tc>
-        <w:tc>
-          <w:tcPr>
-            <w:tcW w:type="dxa" w:w="4533"/>
+            <w:tcW w:type="dxa" w:w="3022"/>
             <w:shd w:fill="F8F9FA" w:val="clear"/>
           </w:tcPr>
           <w:p>
@@ -2331,7 +2445,178 @@
                 <w:rFonts w:ascii="Microsoft YaHei" w:hAnsi="Microsoft YaHei"/>
                 <w:sz w:val="18"/>
               </w:rPr>
-              <w:t>融资余额微降，杠杆资金偏谨慎</w:t>
+              <w:t>★★☆☆☆</w:t>
+            </w:r>
+          </w:p>
+        </w:tc>
+      </w:tr>
+      <w:tr>
+        <w:tc>
+          <w:tcPr>
+            <w:tcW w:type="dxa" w:w="3022"/>
+          </w:tcPr>
+          <w:p>
+            <w:pPr>
+              <w:spacing w:before="40" w:after="40" w:line="288" w:lineRule="auto"/>
+            </w:pPr>
+            <w:r/>
+            <w:r>
+              <w:rPr>
+                <w:rFonts w:ascii="Microsoft YaHei" w:hAnsi="Microsoft YaHei"/>
+                <w:sz w:val="18"/>
+              </w:rPr>
+              <w:t>资金面</w:t>
+            </w:r>
+          </w:p>
+        </w:tc>
+        <w:tc>
+          <w:tcPr>
+            <w:tcW w:type="dxa" w:w="3022"/>
+          </w:tcPr>
+          <w:p>
+            <w:pPr>
+              <w:spacing w:before="40" w:after="40" w:line="288" w:lineRule="auto"/>
+            </w:pPr>
+            <w:r/>
+            <w:r>
+              <w:rPr>
+                <w:rFonts w:ascii="Microsoft YaHei" w:hAnsi="Microsoft YaHei"/>
+                <w:sz w:val="18"/>
+              </w:rPr>
+              <w:t>机构资金温和流入，但融资盘减仓</w:t>
+            </w:r>
+          </w:p>
+        </w:tc>
+        <w:tc>
+          <w:tcPr>
+            <w:tcW w:type="dxa" w:w="3022"/>
+          </w:tcPr>
+          <w:p>
+            <w:pPr>
+              <w:spacing w:before="40" w:after="40" w:line="288" w:lineRule="auto"/>
+            </w:pPr>
+            <w:r/>
+            <w:r>
+              <w:rPr>
+                <w:rFonts w:ascii="Microsoft YaHei" w:hAnsi="Microsoft YaHei"/>
+                <w:sz w:val="18"/>
+              </w:rPr>
+              <w:t>★★★☆☆</w:t>
+            </w:r>
+          </w:p>
+        </w:tc>
+      </w:tr>
+      <w:tr>
+        <w:tc>
+          <w:tcPr>
+            <w:tcW w:type="dxa" w:w="3022"/>
+            <w:shd w:fill="F8F9FA" w:val="clear"/>
+          </w:tcPr>
+          <w:p>
+            <w:pPr>
+              <w:spacing w:before="40" w:after="40" w:line="288" w:lineRule="auto"/>
+            </w:pPr>
+            <w:r/>
+            <w:r>
+              <w:rPr>
+                <w:rFonts w:ascii="Microsoft YaHei" w:hAnsi="Microsoft YaHei"/>
+                <w:sz w:val="18"/>
+              </w:rPr>
+              <w:t>技术面</w:t>
+            </w:r>
+          </w:p>
+        </w:tc>
+        <w:tc>
+          <w:tcPr>
+            <w:tcW w:type="dxa" w:w="3022"/>
+            <w:shd w:fill="F8F9FA" w:val="clear"/>
+          </w:tcPr>
+          <w:p>
+            <w:pPr>
+              <w:spacing w:before="40" w:after="40" w:line="288" w:lineRule="auto"/>
+            </w:pPr>
+            <w:r/>
+            <w:r>
+              <w:rPr>
+                <w:rFonts w:ascii="Microsoft YaHei" w:hAnsi="Microsoft YaHei"/>
+                <w:sz w:val="18"/>
+              </w:rPr>
+              <w:t>中轨上方运行，但上轨压力明显</w:t>
+            </w:r>
+          </w:p>
+        </w:tc>
+        <w:tc>
+          <w:tcPr>
+            <w:tcW w:type="dxa" w:w="3022"/>
+            <w:shd w:fill="F8F9FA" w:val="clear"/>
+          </w:tcPr>
+          <w:p>
+            <w:pPr>
+              <w:spacing w:before="40" w:after="40" w:line="288" w:lineRule="auto"/>
+            </w:pPr>
+            <w:r/>
+            <w:r>
+              <w:rPr>
+                <w:rFonts w:ascii="Microsoft YaHei" w:hAnsi="Microsoft YaHei"/>
+                <w:sz w:val="18"/>
+              </w:rPr>
+              <w:t>★★★☆☆</w:t>
+            </w:r>
+          </w:p>
+        </w:tc>
+      </w:tr>
+      <w:tr>
+        <w:tc>
+          <w:tcPr>
+            <w:tcW w:type="dxa" w:w="3022"/>
+          </w:tcPr>
+          <w:p>
+            <w:pPr>
+              <w:spacing w:before="40" w:after="40" w:line="288" w:lineRule="auto"/>
+            </w:pPr>
+            <w:r/>
+            <w:r>
+              <w:rPr>
+                <w:rFonts w:ascii="Microsoft YaHei" w:hAnsi="Microsoft YaHei"/>
+                <w:sz w:val="18"/>
+              </w:rPr>
+              <w:t>量价配合</w:t>
+            </w:r>
+          </w:p>
+        </w:tc>
+        <w:tc>
+          <w:tcPr>
+            <w:tcW w:type="dxa" w:w="3022"/>
+          </w:tcPr>
+          <w:p>
+            <w:pPr>
+              <w:spacing w:before="40" w:after="40" w:line="288" w:lineRule="auto"/>
+            </w:pPr>
+            <w:r/>
+            <w:r>
+              <w:rPr>
+                <w:rFonts w:ascii="Microsoft YaHei" w:hAnsi="Microsoft YaHei"/>
+                <w:sz w:val="18"/>
+              </w:rPr>
+              <w:t>缩量调整，量比0.8</w:t>
+            </w:r>
+          </w:p>
+        </w:tc>
+        <w:tc>
+          <w:tcPr>
+            <w:tcW w:type="dxa" w:w="3022"/>
+          </w:tcPr>
+          <w:p>
+            <w:pPr>
+              <w:spacing w:before="40" w:after="40" w:line="288" w:lineRule="auto"/>
+            </w:pPr>
+            <w:r/>
+            <w:r>
+              <w:rPr>
+                <w:rFonts w:ascii="Microsoft YaHei" w:hAnsi="Microsoft YaHei"/>
+                <w:sz w:val="18"/>
+              </w:rPr>
+              <w:t>★★☆☆☆</w:t>
             </w:r>
           </w:p>
         </w:tc>
@@ -2345,13 +2630,15 @@
           <w:b/>
           <w:color w:val="1A1A1A"/>
         </w:rPr>
-        <w:t>核心观点</w:t>
+        <w:t>主力观点：</w:t>
       </w:r>
+    </w:p>
+    <w:p>
       <w:r>
         <w:rPr>
           <w:rFonts w:ascii="Microsoft YaHei" w:hAnsi="Microsoft YaHei"/>
         </w:rPr>
-        <w:t xml:space="preserve">：峨眉山A今日呈现 </w:t>
+        <w:t xml:space="preserve">峨眉山A今日在大盘强势上涨超80%个股的背景下逆势收跌 </w:t>
       </w:r>
       <w:r>
         <w:rPr>
@@ -2359,13 +2646,13 @@
           <w:b/>
           <w:color w:val="1A1A1A"/>
         </w:rPr>
-        <w:t>"价跌量缩、资金逆势流入"</w:t>
+        <w:t>-0.84%</w:t>
       </w:r>
       <w:r>
         <w:rPr>
           <w:rFonts w:ascii="Microsoft YaHei" w:hAnsi="Microsoft YaHei"/>
         </w:rPr>
-        <w:t xml:space="preserve"> 的格局，属于典型的</w:t>
+        <w:t>，呈现出明显的</w:t>
       </w:r>
       <w:r>
         <w:rPr>
@@ -2373,13 +2660,13 @@
           <w:b/>
           <w:color w:val="1A1A1A"/>
         </w:rPr>
-        <w:t>主动回踩整理</w:t>
+        <w:t>逆势弱势特征</w:t>
       </w:r>
       <w:r>
         <w:rPr>
           <w:rFonts w:ascii="Microsoft YaHei" w:hAnsi="Microsoft YaHei"/>
         </w:rPr>
-        <w:t xml:space="preserve">而非主力出逃。技术上在布林带中轨附近获得支撑，资金面连续两日净流入，筹码结构正在优化。但个股缺乏明确催化剂，短期大概率延续 </w:t>
+        <w:t xml:space="preserve">。尽管上一个交易日大单及中单资金合计净流入约 </w:t>
       </w:r>
       <w:r>
         <w:rPr>
@@ -2387,13 +2674,13 @@
           <w:b/>
           <w:color w:val="1A1A1A"/>
         </w:rPr>
-        <w:t>9.30~9.65元区间震荡</w:t>
+        <w:t>277万元</w:t>
       </w:r>
       <w:r>
         <w:rPr>
           <w:rFonts w:ascii="Microsoft YaHei" w:hAnsi="Microsoft YaHei"/>
         </w:rPr>
-        <w:t xml:space="preserve"> 格局，等待板块轮动或个股催化信号出现。建议关注后续是否能放量站上 </w:t>
+        <w:t xml:space="preserve">，且今日午间小幅净流入 </w:t>
       </w:r>
       <w:r>
         <w:rPr>
@@ -2401,13 +2688,13 @@
           <w:b/>
           <w:color w:val="1A1A1A"/>
         </w:rPr>
-        <w:t>9.65元（前期压力位）</w:t>
+        <w:t>269.5万元</w:t>
       </w:r>
       <w:r>
         <w:rPr>
           <w:rFonts w:ascii="Microsoft YaHei" w:hAnsi="Microsoft YaHei"/>
         </w:rPr>
-        <w:t xml:space="preserve">，下方 </w:t>
+        <w:t>，但盘中内盘大于外盘、融资余额持续下降、成交量缩量的组合信号表明，</w:t>
       </w:r>
       <w:r>
         <w:rPr>
@@ -2415,13 +2702,55 @@
           <w:b/>
           <w:color w:val="1A1A1A"/>
         </w:rPr>
-        <w:t>9.20元（中轨）</w:t>
+        <w:t>短期市场抛压仍占主导</w:t>
       </w:r>
       <w:r>
         <w:rPr>
           <w:rFonts w:ascii="Microsoft YaHei" w:hAnsi="Microsoft YaHei"/>
         </w:rPr>
-        <w:t xml:space="preserve"> 为关键防守位。</w:t>
+        <w:t xml:space="preserve">。技术面上，股价回落至布林带中轨与上轨之间，上轨 </w:t>
+      </w:r>
+      <w:r>
+        <w:rPr>
+          <w:rFonts w:ascii="Microsoft YaHei" w:hAnsi="Microsoft YaHei"/>
+          <w:b/>
+          <w:color w:val="1A1A1A"/>
+        </w:rPr>
+        <w:t>9.72</w:t>
+      </w:r>
+      <w:r>
+        <w:rPr>
+          <w:rFonts w:ascii="Microsoft YaHei" w:hAnsi="Microsoft YaHei"/>
+        </w:rPr>
+        <w:t xml:space="preserve"> 构成短期强阻力，下方中轨 </w:t>
+      </w:r>
+      <w:r>
+        <w:rPr>
+          <w:rFonts w:ascii="Microsoft YaHei" w:hAnsi="Microsoft YaHei"/>
+          <w:b/>
+          <w:color w:val="1A1A1A"/>
+        </w:rPr>
+        <w:t>9.20</w:t>
+      </w:r>
+      <w:r>
+        <w:rPr>
+          <w:rFonts w:ascii="Microsoft YaHei" w:hAnsi="Microsoft YaHei"/>
+        </w:rPr>
+        <w:t xml:space="preserve"> 为关键支撑。建议投资者关注午后资金流向是否能由净流出转为连续性净流入，以及股价能否站稳 </w:t>
+      </w:r>
+      <w:r>
+        <w:rPr>
+          <w:rFonts w:ascii="Microsoft YaHei" w:hAnsi="Microsoft YaHei"/>
+          <w:b/>
+          <w:color w:val="1A1A1A"/>
+        </w:rPr>
+        <w:t>9.44</w:t>
+      </w:r>
+      <w:r>
+        <w:rPr>
+          <w:rFonts w:ascii="Microsoft YaHei" w:hAnsi="Microsoft YaHei"/>
+        </w:rPr>
+        <w:t xml:space="preserve"> 上方，否则需警惕进一步向中轨支撑位回踩的风险。</w:t>
       </w:r>
     </w:p>
     <w:p>
@@ -2437,13 +2766,13 @@
           <w:b/>
           <w:color w:val="1A1A1A"/>
         </w:rPr>
-        <w:t>风险提示</w:t>
+        <w:t>风险提示：</w:t>
       </w:r>
       <w:r>
         <w:rPr>
           <w:rFonts w:ascii="Microsoft YaHei" w:hAnsi="Microsoft YaHei"/>
         </w:rPr>
-        <w:t>：以上分析基于公开数据和市场信息，不构成投资建议。旅游行业受季节性、天气、突发事件等因素影响较大，投资者需注意相关风险。</w:t>
+        <w:t xml:space="preserve"> 以上分析基于当前盘面数据，不构成投资建议。个股短期波动受多重因素影响，投资有风险，入市需谨慎。</w:t>
       </w:r>
     </w:p>
     <w:sectPr>
